--- a/paper_context/drafts/MCSoC2026_MaxMarvels_Paper_Draft_v6.docx
+++ b/paper_context/drafts/MCSoC2026_MaxMarvels_Paper_Draft_v6.docx
@@ -3619,7 +3619,7 @@
         <w:ind w:start="17.70pt" w:hanging="17.70pt"/>
       </w:pPr>
       <w:r>
-        <w:t xml:space="preserve">M. Véstias, R. Duarte, J. T. de Sousa, and H. Neto, “Parallel dot-products for deep learning on FPGA.” [REQUIRES VERIFICATION: venue and year]</w:t>
+        <w:t xml:space="preserve">M. Véstias, R. Duarte, J. T. de Sousa, and H. Neto, “Parallel dot-products for deep learning on FPGA,” in Proc. 27th Int. Conf. Field Programmable Logic and Applications (FPL), Ghent, Belgium, 2017.</w:t>
       </w:r>
     </w:p>
     <w:sectPr>
